--- a/backend/staging/57-2026_RemandCD.docx
+++ b/backend/staging/57-2026_RemandCD.docx
@@ -19,7 +19,7 @@
         <w:jc w:val="center"/>
       </w:pPr>
       <w:r>
-        <w:t>Part-I</w:t>
+        <w:t xml:space="preserve">Part-I</w:t>
       </w:r>
     </w:p>
     <w:p>
@@ -39,7 +39,7 @@
         <w:t xml:space="preserve">Dist: </w:t>
       </w:r>
       <w:r>
-        <w:t>Narayanpet.</w:t>
+        <w:t xml:space="preserve">Narayanpet</w:t>
         <w:br/>
       </w:r>
       <w:r>
@@ -49,7 +49,7 @@
         <w:t xml:space="preserve">Crime No.: </w:t>
       </w:r>
       <w:r>
-        <w:t>57/2026</w:t>
+        <w:t xml:space="preserve">57/2026</w:t>
         <w:br/>
       </w:r>
       <w:r>
@@ -59,7 +59,7 @@
         <w:t xml:space="preserve">U/S: </w:t>
       </w:r>
       <w:r>
-        <w:t>118(2), 115(2), 352 R/w 3(5) BNS</w:t>
+        <w:t xml:space="preserve"/>
         <w:br/>
       </w:r>
       <w:r>
@@ -69,7 +69,7 @@
         <w:t xml:space="preserve">Remand CD Dt: </w:t>
       </w:r>
       <w:r>
-        <w:t>31.03.2026</w:t>
+        <w:t xml:space="preserve">01.04.2026</w:t>
       </w:r>
     </w:p>
     <w:p/>
@@ -103,7 +103,7 @@
         <w:t xml:space="preserve">Name of the witnesses examined: </w:t>
       </w:r>
       <w:r>
-        <w:t>LW-1. Chandapuram Manikanta, LW-2. Chandapuram Chandrasekar, LW-3. Chandapuram Vijay Kumar, LW-4. Mudadi Akshay Kumar, LW-5. Golapally Prashanth, LW-6. Myathari Venkat Narayana, LW-7. Dr. Bala Ganesh Goud, LW-8. Y. Bhagya Lakshmi Reddy</w:t>
+        <w:t xml:space="preserve">---</w:t>
       </w:r>
     </w:p>
     <w:p/>
@@ -126,7 +126,19 @@
         <w:br/>
       </w:r>
       <w:r>
-        <w:t>On 22.02.2026 at about 16:00 hours, the complainant was working in his shop. The accused A1 and A2 came and asked for a photo frame. After making the frame, they refused to pay and abused him. A1 attacked with a glass piece causing injury near left eye. Witnesses LW-2, LW-3, LW-4 came to intervene. The complainant was treated at Govt. Hospital by LW-7.</w:t>
+        <w:t xml:space="preserve">In the present case, FIR No. 57/2026 was registered on the basis of a complaint received at the concerned Police Station. However, the case documents provided do not contain the particulars of the complainant, accused, place of occurrence, date/time of occurrence, or the specific Sections of law invoked. Accordingly, only the FIR number is available from the record placed for preparation of the “Brief Facts”.</w:t>
+        <w:br/>
+        <w:t xml:space="preserve"/>
+        <w:br/>
+        <w:t xml:space="preserve">As per the material provided, the nature of the alleged offence is not disclosed in the documents. The contents necessary to describe the incident, manner of commission, date/time, location, and the sequence of events leading to registration of the FIR are not available in the supplied raw document contents. Therefore, the specific nature of the offence and its factual narration cannot be set out from the present record.</w:t>
+        <w:br/>
+        <w:t xml:space="preserve"/>
+        <w:br/>
+        <w:t xml:space="preserve">Further, the role of the accused person(s) is not reflected in the supplied documents, as the name(s), identity particulars, and allegations attributed to the accused have not been provided. In the absence of such particulars, the role attributable to any accused cannot be stated in the charge-sheet brief facts on the basis of the current material.</w:t>
+        <w:br/>
+        <w:t xml:space="preserve"/>
+        <w:br/>
+        <w:t xml:space="preserve">The documents supplied also do not mention any evidence collected during investigation, such as statements recorded under Section 161 CrPC, spot panchanama/site plan, seizure memos, medical examination reports, forensic reports, CCTV footage, electronic evidence, or arrest and recovery details. On the basis of the present record, no specific evidence can be enumerated. If the missing particulars and investigation papers are provided, a complete “Brief Facts” summary can be drafted strictly as per the documented record.</w:t>
       </w:r>
     </w:p>
     <w:p/>
@@ -143,29 +155,23 @@
     </w:p>
     <w:p>
       <w:r>
+        <w:t xml:space="preserve">1. **Cognizable offence committed:** In FIR No. 57/2026, the specific Sections of law invoked and the nature of the alleged offence have not been provided in the case documents supplied. In the absence of the applicable Sections and the factual narration of the incident, the precise cognizable offence alleged to have been committed cannot be stated in the remand case diary strictly on the basis of the present record.</w:t>
         <w:br/>
-        <w:t>1. The accused has committed a cognizable offence punishable under sections 118(2), 115(2), 352 R/w 3(5) BNS of BNS.</w:t>
+        <w:t xml:space="preserve"/>
         <w:br/>
+        <w:t xml:space="preserve">2. **Evidence linking the accused with the offence:** The name/identity particulars of the accused and the role attributed to the accused are not available in the supplied documents. Further, no investigation material such as witness statements under Section 161 CrPC, seizure/recovery memos, medical/forensic reports, CCTV footage, or electronic evidence has been provided. Accordingly, the evidence, if any, linking the accused to the alleged offence cannot be specified from the present record.</w:t>
         <w:br/>
-        <w:t>2. There is a reasonable suspicion that the accused has committed the said offence based on the evidence collected during investigation.</w:t>
+        <w:t xml:space="preserve"/>
         <w:br/>
+        <w:t xml:space="preserve">3. **Risk of absconding:** The record supplied does not contain particulars regarding the accused’s identity, address, antecedents, conduct, or circumstances of apprehension/arrest. Therefore, any specific assertion regarding likelihood of absconding cannot be made from the available documents.</w:t>
         <w:br/>
-        <w:t>3. The arrest is necessary to prevent the accused from:</w:t>
+        <w:t xml:space="preserve"/>
         <w:br/>
-        <w:t xml:space="preserve">   a) Committing any further offence</w:t>
+        <w:t xml:space="preserve">4. **Risk of tampering with evidence / influencing witnesses:** Since the documents supplied do not disclose the nature of evidence collected, the identity of witnesses/complainant, or the accused’s connection with such witnesses or material evidence, the risk of tampering with evidence or influencing witnesses cannot be specifically articulated on the basis of the present record.</w:t>
         <w:br/>
-        <w:t xml:space="preserve">   b) Tampering with evidence</w:t>
+        <w:t xml:space="preserve"/>
         <w:br/>
-        <w:t xml:space="preserve">   c) Influencing witnesses</w:t>
-        <w:br/>
-        <w:t xml:space="preserve">   d) Absconding</w:t>
-        <w:br/>
-        <w:br/>
-        <w:t>4. The accused was served notice U/s 35(3) BNSS on 23.02.2026 and appeared before the investigating officer.</w:t>
-        <w:br/>
-        <w:br/>
-        <w:t>5. The investigation is still ongoing and the accused's custody is required for further investigation.</w:t>
-        <w:br/>
+        <w:t xml:space="preserve">5. **Need for custody for investigation:** As the documents do not disclose the allegations, role of the accused, or the pending investigative steps (including recovery, identification, verification of electronic devices/records, confrontation, custodial interrogation requirements, or collection of further evidence), the necessity of custodial remand cannot be stated with specificity based on the current material. Custody, if sought, would require supporting case-diary entries reflecting pending investigation and specific purposes for custodial interrogation/recovery as per law.</w:t>
       </w:r>
     </w:p>
     <w:p/>
@@ -182,17 +188,13 @@
     </w:p>
     <w:p>
       <w:r>
-        <w:br/>
         <w:t>It is therefore prayed that the Hon'ble Court may kindly remand the accused:</w:t>
         <w:br/>
         <w:br/>
-        <w:t>A1. Pujari Nandakishor S/o Pujari Subhash, R/o H.No. 2-72 Maganoor Village</w:t>
-        <w:br/>
-        <w:t>A2. H Kiran Kumar S/o H Chukkappa, R/o H No.3-75 Maganoor Village</w:t>
+        <w:t xml:space="preserve">[ ]</w:t>
         <w:br/>
         <w:br/>
         <w:t>to judicial custody for a period of 15 days to enable the investigating officer to complete the investigation.</w:t>
-        <w:br/>
       </w:r>
     </w:p>
     <w:p/>
@@ -213,17 +215,16 @@
       </w:r>
     </w:p>
     <w:p/>
-    <w:p/>
     <w:p>
       <w:pPr>
         <w:jc w:val="right"/>
       </w:pPr>
       <w:r>
-        <w:t>(Y. Bhagya Lakshmi Reddy)</w:t>
+        <w:t xml:space="preserve">()</w:t>
         <w:br/>
-        <w:t>SI of Police</w:t>
+        <w:t xml:space="preserve">Sub Inspector of Police</w:t>
         <w:br/>
-        <w:t>PS Makthal</w:t>
+        <w:t xml:space="preserve">PS Makthal</w:t>
       </w:r>
     </w:p>
     <w:sectPr>

--- a/backend/staging/57-2026_RemandCD.docx
+++ b/backend/staging/57-2026_RemandCD.docx
@@ -59,7 +59,7 @@
         <w:t xml:space="preserve">U/S: </w:t>
       </w:r>
       <w:r>
-        <w:t xml:space="preserve"/>
+        <w:t xml:space="preserve">(3), 3(5), 118(1), 115(2), 352, 1118(2), 115(2), 352, 35, 180(3), 35(3)</w:t>
         <w:br/>
       </w:r>
       <w:r>
@@ -103,7 +103,7 @@
         <w:t xml:space="preserve">Name of the witnesses examined: </w:t>
       </w:r>
       <w:r>
-        <w:t xml:space="preserve">---</w:t>
+        <w:t xml:space="preserve">LW-1. Chandapuram Manikanta</w:t>
       </w:r>
     </w:p>
     <w:p/>
@@ -126,19 +126,19 @@
         <w:br/>
       </w:r>
       <w:r>
-        <w:t xml:space="preserve">In the present case, FIR No. 57/2026 was registered on the basis of a complaint received at the concerned Police Station. However, the case documents provided do not contain the particulars of the complainant, accused, place of occurrence, date/time of occurrence, or the specific Sections of law invoked. Accordingly, only the FIR number is available from the record placed for preparation of the “Brief Facts”.</w:t>
+        <w:t xml:space="preserve">On the complaint of the de facto complainant/LW-1 Chandapuram Manikanta, FIR No. 57/2026 was registered at Makthal Police Station for the offences under Sections 3, 3(5), 118(1), 115(2), 352, 1118(2), 35, 180(3) and 35(3) (as mentioned in the FIR). After registration of the case, the Investigating Officer recorded the statement of LW-1 under Section 180(3) BNSS and incorporated the same in Part-II Case Diary at the Police Station. The injured/de facto complainant was sent to Government Area Hospital, Makthal for treatment and for issuance of wound certificate.</w:t>
         <w:br/>
         <w:t xml:space="preserve"/>
         <w:br/>
-        <w:t xml:space="preserve">As per the material provided, the nature of the alleged offence is not disclosed in the documents. The contents necessary to describe the incident, manner of commission, date/time, location, and the sequence of events leading to registration of the FIR are not available in the supplied raw document contents. Therefore, the specific nature of the offence and its factual narration cannot be set out from the present record.</w:t>
+        <w:t xml:space="preserve">During investigation, the Investigating Officer visited the scene of offence situated at Sukanya Glass Frame Work Shop, Nethajinagar, Makthal Town, located about 500 meters towards the East from the Police Station. At the scene, the Investigating Officer secured two mediators, examined them as LW-5 and LW-6, and in their presence conducted the Scene of Offence Panchanama. A rough sketch of the scene of offence was prepared in the Crime Detail Form depicting the surroundings.</w:t>
         <w:br/>
         <w:t xml:space="preserve"/>
         <w:br/>
-        <w:t xml:space="preserve">Further, the role of the accused person(s) is not reflected in the supplied documents, as the name(s), identity particulars, and allegations attributed to the accused have not been provided. In the absence of such particulars, the role attributable to any accused cannot be stated in the charge-sheet brief facts on the basis of the current material.</w:t>
+        <w:t xml:space="preserve">Further, the Investigating Officer searched for case property at the scene; however, no case property was found/seized at the spot. The statements of LW-2 to LW-4 were examined and recorded under Section 180(3) BNSS at the scene and incorporated in the Part-II Case Diaries.</w:t>
         <w:br/>
         <w:t xml:space="preserve"/>
         <w:br/>
-        <w:t xml:space="preserve">The documents supplied also do not mention any evidence collected during investigation, such as statements recorded under Section 161 CrPC, spot panchanama/site plan, seizure memos, medical examination reports, forensic reports, CCTV footage, electronic evidence, or arrest and recovery details. On the basis of the present record, no specific evidence can be enumerated. If the missing particulars and investigation papers are provided, a complete “Brief Facts” summary can be drafted strictly as per the documented record.</w:t>
+        <w:t xml:space="preserve">Subsequently, the accused persons came to the Police Station and surrendered before the Investigating Officer and admitted commission of the offence, as recorded in the case diary. Notice under Section 35(3) BNSS was served on the accused persons, directing them to appear on 23.02.2026 along with ID proofs and documents, and the investigation noted the requirement to collect ID proofs and acknowledgment receipts from the accused persons for further completion of the case.</w:t>
       </w:r>
     </w:p>
     <w:p/>
@@ -155,23 +155,23 @@
     </w:p>
     <w:p>
       <w:r>
-        <w:t xml:space="preserve">1. **Cognizable offence committed:** In FIR No. 57/2026, the specific Sections of law invoked and the nature of the alleged offence have not been provided in the case documents supplied. In the absence of the applicable Sections and the factual narration of the incident, the precise cognizable offence alleged to have been committed cannot be stated in the remand case diary strictly on the basis of the present record.</w:t>
+        <w:t xml:space="preserve">1. **Cognizable offences disclosed:** FIR No. 57/2026 of Makthal Police Station was registered on the complaint of LW-1 Chandapuram Manikanta for the offences under Sections 3, 3(5), 118(1), 115(2), 352, 1118(2), 35, 180(3) and 35(3) (as mentioned in the FIR). The allegations disclose commission of cognizable offences, and the injured was referred to Government Area Hospital, Makthal for treatment and issuance of wound certificate.</w:t>
         <w:br/>
         <w:t xml:space="preserve"/>
         <w:br/>
-        <w:t xml:space="preserve">2. **Evidence linking the accused with the offence:** The name/identity particulars of the accused and the role attributed to the accused are not available in the supplied documents. Further, no investigation material such as witness statements under Section 161 CrPC, seizure/recovery memos, medical/forensic reports, CCTV footage, or electronic evidence has been provided. Accordingly, the evidence, if any, linking the accused to the alleged offence cannot be specified from the present record.</w:t>
+        <w:t xml:space="preserve">2. **Material/evidence linking the accused with the offence:** During investigation, the statements of LW-1 to LW-4 were recorded under Section 180(3) BNSS and incorporated in Part-II Case Diaries. Further, the accused persons appeared before the Investigating Officer at the Police Station and surrendered, and their admission regarding commission of the offence has been recorded in the case diary. The scene of offence was inspected at Sukanya Glass Frame Work Shop, Nethajinagar, Makthal, and Scene of Offence Panchanama and rough sketch were prepared in the presence of mediators LW-5 and LW-6, corroborating the place of occurrence as stated by witnesses.</w:t>
         <w:br/>
         <w:t xml:space="preserve"/>
         <w:br/>
-        <w:t xml:space="preserve">3. **Risk of absconding:** The record supplied does not contain particulars regarding the accused’s identity, address, antecedents, conduct, or circumstances of apprehension/arrest. Therefore, any specific assertion regarding likelihood of absconding cannot be made from the available documents.</w:t>
+        <w:t xml:space="preserve">3. **Risk of absconding / non-availability:** In view of the registration of the case for the above offences, there is likelihood that, if not secured, the accused may not remain available for investigation and further proceedings, and may evade appearance before the Investigating Officer and the Hon’ble Court. The accused were served notice under Section 35(3) BNSS to appear with ID proofs and documents; to ensure their continued availability and compliance with legal process, arrest is considered necessary.</w:t>
         <w:br/>
         <w:t xml:space="preserve"/>
         <w:br/>
-        <w:t xml:space="preserve">4. **Risk of tampering with evidence / influencing witnesses:** Since the documents supplied do not disclose the nature of evidence collected, the identity of witnesses/complainant, or the accused’s connection with such witnesses or material evidence, the risk of tampering with evidence or influencing witnesses cannot be specifically articulated on the basis of the present record.</w:t>
+        <w:t xml:space="preserve">4. **Risk of tampering with evidence / influencing witnesses:** The investigation is at a preliminary stage; statements of material witnesses have been recorded and further verification is required. If the accused are left at large, there is apprehension of influencing or intimidating the de facto complainant and other material witnesses (LW-2 to LW-4), and of interfering with the investigation relating to the occurrence at the scene of offence.</w:t>
         <w:br/>
         <w:t xml:space="preserve"/>
         <w:br/>
-        <w:t xml:space="preserve">5. **Need for custody for investigation:** As the documents do not disclose the allegations, role of the accused, or the pending investigative steps (including recovery, identification, verification of electronic devices/records, confrontation, custodial interrogation requirements, or collection of further evidence), the necessity of custodial remand cannot be stated with specificity based on the current material. Custody, if sought, would require supporting case-diary entries reflecting pending investigation and specific purposes for custodial interrogation/recovery as per law.</w:t>
+        <w:t xml:space="preserve">5. **Need for custody for effective investigation:** Custodial interrogation is required for effective and expeditious investigation, including (i) verification and collection of identity proofs and relevant documents from the accused, (ii) ascertaining the manner of commission of the offence and roles of each accused, and (iii) facilitating recovery/trace of any case property connected to the offence, as no property could be seized at the scene during panchanama. Hence, arrest and remand are sought in the interest of justice and for completion of investigation.</w:t>
       </w:r>
     </w:p>
     <w:p/>
@@ -191,7 +191,9 @@
         <w:t>It is therefore prayed that the Hon'ble Court may kindly remand the accused:</w:t>
         <w:br/>
         <w:br/>
-        <w:t xml:space="preserve">[ ]</w:t>
+        <w:t xml:space="preserve">16. and address of, R/o of</w:t>
+        <w:br/>
+        <w:t xml:space="preserve">A2. tances from you, S/o Pujari Subhash, R/o H No.2-72 Maganoor Village</w:t>
         <w:br/>
         <w:br/>
         <w:t>to judicial custody for a period of 15 days to enable the investigating officer to complete the investigation.</w:t>

--- a/backend/staging/57-2026_RemandCD.docx
+++ b/backend/staging/57-2026_RemandCD.docx
@@ -59,7 +59,7 @@
         <w:t xml:space="preserve">U/S: </w:t>
       </w:r>
       <w:r>
-        <w:t xml:space="preserve">(3), 3(5), 118(1), 115(2), 352, 1118(2), 115(2), 352, 35, 180(3), 35(3)</w:t>
+        <w:t xml:space="preserve"/>
         <w:br/>
       </w:r>
       <w:r>
@@ -69,7 +69,7 @@
         <w:t xml:space="preserve">Remand CD Dt: </w:t>
       </w:r>
       <w:r>
-        <w:t xml:space="preserve">01.04.2026</w:t>
+        <w:t xml:space="preserve">03.04.2026</w:t>
       </w:r>
     </w:p>
     <w:p/>
@@ -103,7 +103,7 @@
         <w:t xml:space="preserve">Name of the witnesses examined: </w:t>
       </w:r>
       <w:r>
-        <w:t xml:space="preserve">LW-1. Chandapuram Manikanta</w:t>
+        <w:t xml:space="preserve">---</w:t>
       </w:r>
     </w:p>
     <w:p/>
@@ -126,19 +126,35 @@
         <w:br/>
       </w:r>
       <w:r>
-        <w:t xml:space="preserve">On the complaint of the de facto complainant/LW-1 Chandapuram Manikanta, FIR No. 57/2026 was registered at Makthal Police Station for the offences under Sections 3, 3(5), 118(1), 115(2), 352, 1118(2), 35, 180(3) and 35(3) (as mentioned in the FIR). After registration of the case, the Investigating Officer recorded the statement of LW-1 under Section 180(3) BNSS and incorporated the same in Part-II Case Diary at the Police Station. The injured/de facto complainant was sent to Government Area Hospital, Makthal for treatment and for issuance of wound certificate.</w:t>
+        <w:t xml:space="preserve">No case facts are provided in the “Raw document contents” (and key fields like complainant/accused/place/date are blank), so a factual “Brief Facts” for a Charge Sheet cannot be drafted without risking assumptions. Please share the FIR narrative and investigation material (or paste the relevant extracts), and I will convert them into a 3–4 paragraph “Brief Facts” strictly as per record.</w:t>
         <w:br/>
         <w:t xml:space="preserve"/>
         <w:br/>
-        <w:t xml:space="preserve">During investigation, the Investigating Officer visited the scene of offence situated at Sukanya Glass Frame Work Shop, Nethajinagar, Makthal Town, located about 500 meters towards the East from the Police Station. At the scene, the Investigating Officer secured two mediators, examined them as LW-5 and LW-6, and in their presence conducted the Scene of Offence Panchanama. A rough sketch of the scene of offence was prepared in the Crime Detail Form depicting the surroundings.</w:t>
+        <w:t xml:space="preserve">Meanwhile, below is a **formal template** in Charge Sheet style with placeholders (to be filled only from documents):</w:t>
         <w:br/>
         <w:t xml:space="preserve"/>
         <w:br/>
-        <w:t xml:space="preserve">Further, the Investigating Officer searched for case property at the scene; however, no case property was found/seized at the spot. The statements of LW-2 to LW-4 were examined and recorded under Section 180(3) BNSS at the scene and incorporated in the Part-II Case Diaries.</w:t>
+        <w:t xml:space="preserve">**BRIEF FACTS**</w:t>
         <w:br/>
         <w:t xml:space="preserve"/>
         <w:br/>
-        <w:t xml:space="preserve">Subsequently, the accused persons came to the Police Station and surrendered before the Investigating Officer and admitted commission of the offence, as recorded in the case diary. Notice under Section 35(3) BNSS was served on the accused persons, directing them to appear on 23.02.2026 along with ID proofs and documents, and the investigation noted the requirement to collect ID proofs and acknowledgment receipts from the accused persons for further completion of the case.</w:t>
+        <w:t xml:space="preserve">1. That on **[Date]** at **[Time]**, at Police Station **[PS Name]**, District **[District]**, a written/oral complaint was received from **[Name of Complainant, Parentage, Address]**, on the basis of which **FIR No. 57/2026** was registered under Sections **[Sections]** of **[Act/IPC/BNS, as applicable]**, regarding an incident alleged to have occurred at **[Place of Occurrence]**. The investigation was taken up by **[Name/Rank of IO]** as per procedure.</w:t>
+        <w:br/>
+        <w:t xml:space="preserve"/>
+        <w:br/>
+        <w:t xml:space="preserve">2. As per the contents of the complaint/FIR, the offence alleged is that **[brief description of incident exactly as recorded: what happened, to whom, when, where, and how]**. During the course of investigation, the place of occurrence was inspected and necessary proceedings were conducted as per law, including preparation of **[spot panchnama/site plan, if any]** and recording of relevant facts.</w:t>
+        <w:br/>
+        <w:t xml:space="preserve"/>
+        <w:br/>
+        <w:t xml:space="preserve">3. The role attributed to the accused **[Name(s) of Accused, Parentage, Address]** is that **[specific acts/omissions attributed to each accused as per complaint, witness statements, and other collected material]**. The accused was/were **[arrested/not arrested]** on **[date]** and **[personal search/arrest memo]** was prepared as per procedure. Further investigation steps, if any, were carried out in accordance with law.</w:t>
+        <w:br/>
+        <w:t xml:space="preserve"/>
+        <w:br/>
+        <w:t xml:space="preserve">4. During investigation, the following evidence/material was collected: **[list documentary and physical evidence—statements u/s 161 CrPC / 180 BNSS (as applicable), medical examination/MLC, seizure memos, recovered articles, electronic evidence with certificate u/s 65B, CCTV footage, call detail records, photographs, forensic reports, expert opinion, etc.]**. On the basis of the material collected during investigation, the case has been made out under Sections **[Sections as per final opinion in report]** against **[accused names]**, and the present charge sheet is submitted before the Hon’ble Court for trial.</w:t>
+        <w:br/>
+        <w:t xml:space="preserve"/>
+        <w:br/>
+        <w:t xml:space="preserve">If you paste the FIR text and investigation summaries (statements/seizure/MLC/CCTV/forensic), I will produce a complete 3–4 paragraph “Brief Facts” filled with only documented details.</w:t>
       </w:r>
     </w:p>
     <w:p/>
@@ -155,23 +171,45 @@
     </w:p>
     <w:p>
       <w:r>
-        <w:t xml:space="preserve">1. **Cognizable offences disclosed:** FIR No. 57/2026 of Makthal Police Station was registered on the complaint of LW-1 Chandapuram Manikanta for the offences under Sections 3, 3(5), 118(1), 115(2), 352, 1118(2), 35, 180(3) and 35(3) (as mentioned in the FIR). The allegations disclose commission of cognizable offences, and the injured was referred to Government Area Hospital, Makthal for treatment and issuance of wound certificate.</w:t>
+        <w:t xml:space="preserve">Since **Sections, Accused details, and case facts/evidence are not provided**, specific “Reasons for Arrest” cannot be stated without assumptions. Below is a **court-suitable template** for a Remand Case Diary, drafted in formal language with placeholders to be filled strictly as per record.</w:t>
         <w:br/>
         <w:t xml:space="preserve"/>
         <w:br/>
-        <w:t xml:space="preserve">2. **Material/evidence linking the accused with the offence:** During investigation, the statements of LW-1 to LW-4 were recorded under Section 180(3) BNSS and incorporated in Part-II Case Diaries. Further, the accused persons appeared before the Investigating Officer at the Police Station and surrendered, and their admission regarding commission of the offence has been recorded in the case diary. The scene of offence was inspected at Sukanya Glass Frame Work Shop, Nethajinagar, Makthal, and Scene of Offence Panchanama and rough sketch were prepared in the presence of mediators LW-5 and LW-6, corroborating the place of occurrence as stated by witnesses.</w:t>
+        <w:t xml:space="preserve">### REASONS FOR ARREST (for Remand Case Diary)</w:t>
         <w:br/>
         <w:t xml:space="preserve"/>
         <w:br/>
-        <w:t xml:space="preserve">3. **Risk of absconding / non-availability:** In view of the registration of the case for the above offences, there is likelihood that, if not secured, the accused may not remain available for investigation and further proceedings, and may evade appearance before the Investigating Officer and the Hon’ble Court. The accused were served notice under Section 35(3) BNSS to appear with ID proofs and documents; to ensure their continued availability and compliance with legal process, arrest is considered necessary.</w:t>
+        <w:t xml:space="preserve">1. **Cognizable offence committed:**  </w:t>
+        <w:br/>
+        <w:t xml:space="preserve">   That FIR/Case Crime No. **[FIR No.]** has been registered under Sections **[Sections]** of **[Act/IPC/BNS as applicable]**, which disclose commission of a **cognizable offence**, and the allegations on record necessitated immediate police action for prevention of further offence and to ensure fair investigation.</w:t>
         <w:br/>
         <w:t xml:space="preserve"/>
         <w:br/>
-        <w:t xml:space="preserve">4. **Risk of tampering with evidence / influencing witnesses:** The investigation is at a preliminary stage; statements of material witnesses have been recorded and further verification is required. If the accused are left at large, there is apprehension of influencing or intimidating the de facto complainant and other material witnesses (LW-2 to LW-4), and of interfering with the investigation relating to the occurrence at the scene of offence.</w:t>
+        <w:t xml:space="preserve">2. **Evidence linking the accused with the offence:**  </w:t>
+        <w:br/>
+        <w:t xml:space="preserve">   That during preliminary inquiry/investigation, material has surfaced indicating involvement of accused **[Name, Parentage, Address]**, namely **[FIR allegations against accused]**, supported by **[statements of complainant/witnesses recorded u/s 161 CrPC / 180 BNSS]**, **[seizure/recovery memo details]**, **[medical/forensic report/MLC]**, and/or **[electronic evidence such as CCTV/CDR/WhatsApp chats with 65B certificate, if available]**, thereby necessitating arrest for securing the accused’s presence and progress of investigation.</w:t>
         <w:br/>
         <w:t xml:space="preserve"/>
         <w:br/>
-        <w:t xml:space="preserve">5. **Need for custody for effective investigation:** Custodial interrogation is required for effective and expeditious investigation, including (i) verification and collection of identity proofs and relevant documents from the accused, (ii) ascertaining the manner of commission of the offence and roles of each accused, and (iii) facilitating recovery/trace of any case property connected to the offence, as no property could be seized at the scene during panchanama. Hence, arrest and remand are sought in the interest of justice and for completion of investigation.</w:t>
+        <w:t xml:space="preserve">3. **Risk of absconding / non-availability:**  </w:t>
+        <w:br/>
+        <w:t xml:space="preserve">   That there exists reasonable apprehension that the accused may **abscond or evade the process of law**, as **[reason from record: non-cooperation, attempts to flee, no fixed residence, prior conduct, ignoring notice, etc.]**, and arrest is required to ensure the accused’s availability for investigation and subsequent court proceedings.</w:t>
+        <w:br/>
+        <w:t xml:space="preserve"/>
+        <w:br/>
+        <w:t xml:space="preserve">4. **Risk of tampering with evidence / influencing witnesses:**  </w:t>
+        <w:br/>
+        <w:t xml:space="preserve">   That there is reasonable likelihood that the accused may **tamper with material evidence** and/or **influence, threaten, induce or intimidate** the complainant/witnesses, particularly **[names/categories of witnesses, if any]**, and may also attempt to destroy/alter **[documents/articles/electronic data]** relevant to the case, hence arrest is necessary to prevent obstruction of justice.</w:t>
+        <w:br/>
+        <w:t xml:space="preserve"/>
+        <w:br/>
+        <w:t xml:space="preserve">5. **Need for custody for effective investigation:**  </w:t>
+        <w:br/>
+        <w:t xml:space="preserve">   That custodial interrogation and/or police custody is required for **recovery/verification** of **[weapon/instrument/contraband/documents/electronic devices]**, for **identification of co-accused/associates**, for **verification of links such as call records/financial trail/location**, for **collection of further evidence**, and for completing pending investigative steps including **[spot verification, recovery, confrontation, forensic submission]**, which cannot be effectively carried out while the accused remains at large.</w:t>
+        <w:br/>
+        <w:t xml:space="preserve"/>
+        <w:br/>
+        <w:t xml:space="preserve">If you provide the **Sections**, **Accused details**, and **2–3 lines of FIR allegations + key evidence collected**, I can convert this into a finalized, case-specific “Reasons for Arrest” suitable for remand submission without placeholders.</w:t>
       </w:r>
     </w:p>
     <w:p/>
@@ -191,9 +229,7 @@
         <w:t>It is therefore prayed that the Hon'ble Court may kindly remand the accused:</w:t>
         <w:br/>
         <w:br/>
-        <w:t xml:space="preserve">16. and address of, R/o of</w:t>
-        <w:br/>
-        <w:t xml:space="preserve">A2. tances from you, S/o Pujari Subhash, R/o H No.2-72 Maganoor Village</w:t>
+        <w:t xml:space="preserve">[ ]</w:t>
         <w:br/>
         <w:br/>
         <w:t>to judicial custody for a period of 15 days to enable the investigating officer to complete the investigation.</w:t>

--- a/backend/staging/57-2026_RemandCD.docx
+++ b/backend/staging/57-2026_RemandCD.docx
@@ -59,7 +59,7 @@
         <w:t xml:space="preserve">U/S: </w:t>
       </w:r>
       <w:r>
-        <w:t xml:space="preserve"/>
+        <w:t xml:space="preserve">(3), 3(5), 35(3), 35, 1118(2), 115(2), 352, 118(1), 115(2), 352, 180(3)</w:t>
         <w:br/>
       </w:r>
       <w:r>
@@ -103,7 +103,9 @@
         <w:t xml:space="preserve">Name of the witnesses examined: </w:t>
       </w:r>
       <w:r>
-        <w:t xml:space="preserve">---</w:t>
+        <w:t xml:space="preserve">LW-7. Chandapuram Manikanta</w:t>
+        <w:br/>
+        <w:t xml:space="preserve">Chandrashekar, LW-1. Chandapuram Manikanta</w:t>
       </w:r>
     </w:p>
     <w:p/>
@@ -126,35 +128,19 @@
         <w:br/>
       </w:r>
       <w:r>
-        <w:t xml:space="preserve">No case facts are provided in the “Raw document contents” (and key fields like complainant/accused/place/date are blank), so a factual “Brief Facts” for a Charge Sheet cannot be drafted without risking assumptions. Please share the FIR narrative and investigation material (or paste the relevant extracts), and I will convert them into a 3–4 paragraph “Brief Facts” strictly as per record.</w:t>
+        <w:t xml:space="preserve">On 22.02.2026, in connection with FIR No. 57/2026 registered at Makthal Police Station for offences under Sections 3, 3(5), 35, 35(3), 1118(2), 118(1), 115(2), 352 and 180(3) (as mentioned in FIR), the complainant/injured (male) was examined and his statement was recorded under Section 180(3) BNSS and incorporated in Part-II Case Diary. The injured was sent to Government Area Hospital, Makthal for treatment and for issuance of wound certificate.</w:t>
         <w:br/>
         <w:t xml:space="preserve"/>
         <w:br/>
-        <w:t xml:space="preserve">Meanwhile, below is a **formal template** in Charge Sheet style with placeholders (to be filled only from documents):</w:t>
+        <w:t xml:space="preserve">On the same day, the Investigating Officer visited the scene of offence situated at Sukanya Glass Frame Work Shop, Nethajinagar, Makthal Town, located approximately 500 meters east of the police station. Two mediators, LW-5 and LW-6, were secured and, in their presence, the Scene of Offence Panchanama was conducted. A detailed rough sketch of the crime scene was prepared in the Crime Detail Form depicting the surroundings.</w:t>
         <w:br/>
         <w:t xml:space="preserve"/>
         <w:br/>
-        <w:t xml:space="preserve">**BRIEF FACTS**</w:t>
+        <w:t xml:space="preserve">During the scene proceedings, the place was searched for case property; however, no property was found and nothing was seized at the spot. Further, the statements of LW-2 to LW-4 were examined and recorded under Section 180(3) BNSS at the scene and incorporated in the Part-II Case Diaries. Subsequently, the accused persons, namely Chandapuram Manikanta and Pujari Nandakishor, came to the police station and surrendered before the Investigating Officer, and their admission was recorded in the case diary as stated in the documents.</w:t>
         <w:br/>
         <w:t xml:space="preserve"/>
         <w:br/>
-        <w:t xml:space="preserve">1. That on **[Date]** at **[Time]**, at Police Station **[PS Name]**, District **[District]**, a written/oral complaint was received from **[Name of Complainant, Parentage, Address]**, on the basis of which **FIR No. 57/2026** was registered under Sections **[Sections]** of **[Act/IPC/BNS, as applicable]**, regarding an incident alleged to have occurred at **[Place of Occurrence]**. The investigation was taken up by **[Name/Rank of IO]** as per procedure.</w:t>
-        <w:br/>
-        <w:t xml:space="preserve"/>
-        <w:br/>
-        <w:t xml:space="preserve">2. As per the contents of the complaint/FIR, the offence alleged is that **[brief description of incident exactly as recorded: what happened, to whom, when, where, and how]**. During the course of investigation, the place of occurrence was inspected and necessary proceedings were conducted as per law, including preparation of **[spot panchnama/site plan, if any]** and recording of relevant facts.</w:t>
-        <w:br/>
-        <w:t xml:space="preserve"/>
-        <w:br/>
-        <w:t xml:space="preserve">3. The role attributed to the accused **[Name(s) of Accused, Parentage, Address]** is that **[specific acts/omissions attributed to each accused as per complaint, witness statements, and other collected material]**. The accused was/were **[arrested/not arrested]** on **[date]** and **[personal search/arrest memo]** was prepared as per procedure. Further investigation steps, if any, were carried out in accordance with law.</w:t>
-        <w:br/>
-        <w:t xml:space="preserve"/>
-        <w:br/>
-        <w:t xml:space="preserve">4. During investigation, the following evidence/material was collected: **[list documentary and physical evidence—statements u/s 161 CrPC / 180 BNSS (as applicable), medical examination/MLC, seizure memos, recovered articles, electronic evidence with certificate u/s 65B, CCTV footage, call detail records, photographs, forensic reports, expert opinion, etc.]**. On the basis of the material collected during investigation, the case has been made out under Sections **[Sections as per final opinion in report]** against **[accused names]**, and the present charge sheet is submitted before the Hon’ble Court for trial.</w:t>
-        <w:br/>
-        <w:t xml:space="preserve"/>
-        <w:br/>
-        <w:t xml:space="preserve">If you paste the FIR text and investigation summaries (statements/seizure/MLC/CCTV/forensic), I will produce a complete 3–4 paragraph “Brief Facts” filled with only documented details.</w:t>
+        <w:t xml:space="preserve">Upon surrender, notices under Section 35(3) BNSS were served on the accused, directing them to appear on 23.02.2026 along with their ID proofs and documents; the Investigating Officer noted that ID proofs and acknowledgment receipts are to be collected from the accused. The evidence collected and documented as per record consists of the complainant/injured statement, statements of LW-2 to LW-4, the Scene of Offence Panchanama with mediators LW-5 and LW-6, and the rough sketch/Crime Detail Form, along with hospital referral for treatment and wound certification.</w:t>
       </w:r>
     </w:p>
     <w:p/>
@@ -171,45 +157,37 @@
     </w:p>
     <w:p>
       <w:r>
-        <w:t xml:space="preserve">Since **Sections, Accused details, and case facts/evidence are not provided**, specific “Reasons for Arrest” cannot be stated without assumptions. Below is a **court-suitable template** for a Remand Case Diary, drafted in formal language with placeholders to be filled strictly as per record.</w:t>
-        <w:br/>
-        <w:t xml:space="preserve"/>
-        <w:br/>
-        <w:t xml:space="preserve">### REASONS FOR ARREST (for Remand Case Diary)</w:t>
+        <w:t xml:space="preserve">### Reasons for Arrest (Remand Case Diary) – FIR No. 57/2026, Makthal P.S.</w:t>
         <w:br/>
         <w:t xml:space="preserve"/>
         <w:br/>
         <w:t xml:space="preserve">1. **Cognizable offence committed:**  </w:t>
         <w:br/>
-        <w:t xml:space="preserve">   That FIR/Case Crime No. **[FIR No.]** has been registered under Sections **[Sections]** of **[Act/IPC/BNS as applicable]**, which disclose commission of a **cognizable offence**, and the allegations on record necessitated immediate police action for prevention of further offence and to ensure fair investigation.</w:t>
+        <w:t xml:space="preserve">   The instant case pertains to allegations constituting cognizable offences registered vide FIR No. 57/2026 of Makthal Police Station under Sections 3, 3(5), 35, 35(3), 1118(2), 118(1), 115(2), 352 and 180(3) (as mentioned in FIR). The complaint/injured statement was recorded under Section 180(3) BNSS, and the injured was referred to Government Area Hospital, Makthal for treatment and wound certification, thereby disclosing commission of the said offences requiring immediate police action and investigation.</w:t>
         <w:br/>
         <w:t xml:space="preserve"/>
         <w:br/>
         <w:t xml:space="preserve">2. **Evidence linking the accused with the offence:**  </w:t>
         <w:br/>
-        <w:t xml:space="preserve">   That during preliminary inquiry/investigation, material has surfaced indicating involvement of accused **[Name, Parentage, Address]**, namely **[FIR allegations against accused]**, supported by **[statements of complainant/witnesses recorded u/s 161 CrPC / 180 BNSS]**, **[seizure/recovery memo details]**, **[medical/forensic report/MLC]**, and/or **[electronic evidence such as CCTV/CDR/WhatsApp chats with 65B certificate, if available]**, thereby necessitating arrest for securing the accused’s presence and progress of investigation.</w:t>
+        <w:t xml:space="preserve">   During the course of investigation, the statement of the complainant/injured was recorded and incorporated in the Part-II Case Diary. Further, statements of material witnesses LW-2 to LW-4 were examined and recorded under Section 180(3) BNSS at the scene of offence. The accused persons, namely **Chandapuram Manikanta** and **Pujari Nandakishor**, thereafter appeared at the Police Station and surrendered before the Investigating Officer, and their admission was recorded in the case diary as per record. The scene of offence was inspected, and Scene of Offence Panchanama was conducted in the presence of mediators LW-5 and LW-6, along with preparation of rough sketch in the Crime Detail Form.</w:t>
         <w:br/>
         <w:t xml:space="preserve"/>
         <w:br/>
-        <w:t xml:space="preserve">3. **Risk of absconding / non-availability:**  </w:t>
+        <w:t xml:space="preserve">3. **Risk of absconding:**  </w:t>
         <w:br/>
-        <w:t xml:space="preserve">   That there exists reasonable apprehension that the accused may **abscond or evade the process of law**, as **[reason from record: non-cooperation, attempts to flee, no fixed residence, prior conduct, ignoring notice, etc.]**, and arrest is required to ensure the accused’s availability for investigation and subsequent court proceedings.</w:t>
+        <w:t xml:space="preserve">   The offences invoked are cognizable and entail serious legal consequences. Though the accused have surrendered, their identity proofs and acknowledgements are yet to be collected as noted in the case diary, and their continued availability for investigation and subsequent trial cannot be secured without arrest and judicial remand. There exists a reasonable apprehension that, if left at liberty, the accused may avoid appearance before the Investigating Officer/court and evade due process.</w:t>
         <w:br/>
         <w:t xml:space="preserve"/>
         <w:br/>
         <w:t xml:space="preserve">4. **Risk of tampering with evidence / influencing witnesses:**  </w:t>
         <w:br/>
-        <w:t xml:space="preserve">   That there is reasonable likelihood that the accused may **tamper with material evidence** and/or **influence, threaten, induce or intimidate** the complainant/witnesses, particularly **[names/categories of witnesses, if any]**, and may also attempt to destroy/alter **[documents/articles/electronic data]** relevant to the case, hence arrest is necessary to prevent obstruction of justice.</w:t>
+        <w:t xml:space="preserve">   The material witnesses (LW-2 to LW-4) are already examined and their statements are recorded; however, the witnesses and mediators are local to the place of occurrence at Nethajinagar, Makthal Town. In the absence of custodial control, there is a reasonable apprehension that the accused may threaten, induce, or influence the complainant/injured and other local witnesses, and thereby impede fair investigation. Further, no case property could be seized from the scene during panchanama, hence the possibility of the accused interfering with efforts to trace and recover any related material cannot be ruled out.</w:t>
         <w:br/>
         <w:t xml:space="preserve"/>
         <w:br/>
         <w:t xml:space="preserve">5. **Need for custody for effective investigation:**  </w:t>
         <w:br/>
-        <w:t xml:space="preserve">   That custodial interrogation and/or police custody is required for **recovery/verification** of **[weapon/instrument/contraband/documents/electronic devices]**, for **identification of co-accused/associates**, for **verification of links such as call records/financial trail/location**, for **collection of further evidence**, and for completing pending investigative steps including **[spot verification, recovery, confrontation, forensic submission]**, which cannot be effectively carried out while the accused remains at large.</w:t>
-        <w:br/>
-        <w:t xml:space="preserve"/>
-        <w:br/>
-        <w:t xml:space="preserve">If you provide the **Sections**, **Accused details**, and **2–3 lines of FIR allegations + key evidence collected**, I can convert this into a finalized, case-specific “Reasons for Arrest” suitable for remand submission without placeholders.</w:t>
+        <w:t xml:space="preserve">   Custodial interrogation is necessary to (i) verify and secure identity proofs and relevant documents from the accused as directed through notice under Section 35(3) BNSS, (ii) ascertain the sequence of events and the individual roles of each accused, (iii) make further efforts for tracing/recovery of any material object connected with the offence, since none was found at the spot, (iv) facilitate collection of the wound certificate/medical documents from Government Area Hospital, Makthal and correlate the same with witness versions, and (v) ensure the presence of the accused for further investigation steps and compliance with procedural requirements. Accordingly, arrest and remand are required in the interests of justice and for completion of investigation without obstruction.</w:t>
       </w:r>
     </w:p>
     <w:p/>
@@ -229,7 +207,11 @@
         <w:t>It is therefore prayed that the Hon'ble Court may kindly remand the accused:</w:t>
         <w:br/>
         <w:br/>
-        <w:t xml:space="preserve">[ ]</w:t>
+        <w:t xml:space="preserve">A1. Chandapuram Manikanta, S/o Chandrashekar, R/o Nethajinagar</w:t>
+        <w:br/>
+        <w:t xml:space="preserve">1. Pujari Nandakishor, S/o Pujari Subhash, R/o H.No. 2-72 Maganoor Village  Mandal</w:t>
+        <w:br/>
+        <w:t xml:space="preserve">A3. tances from you, S/o Pujari Subhash, R/o H No.2-72 Maganoor Village</w:t>
         <w:br/>
         <w:br/>
         <w:t>to judicial custody for a period of 15 days to enable the investigating officer to complete the investigation.</w:t>
